--- a/output/金源/无锡金源半导体研究_第六章IPO审核关注要点.docx
+++ b/output/金源/无锡金源半导体研究_第六章IPO审核关注要点.docx
@@ -84,7 +84,7 @@
           <w:b/>
           <w:sz w:val="21"/>
         </w:rPr>
-        <w:t>表1：样本企业审核概况</w:t>
+        <w:t>表1  样本企业审核概况</w:t>
       </w:r>
     </w:p>
     <w:tbl>
@@ -979,7 +979,7 @@
           <w:sz w:val="11"/>
           <w:szCs w:val="11"/>
         </w:rPr>
-        <w:t>资料来源：各公司审核问询函回复、招股说明书，国泰海通投资银行部整理</w:t>
+        <w:t>资料来源：各公司审核问询函回复、招股说明书，本报告整理</w:t>
       </w:r>
     </w:p>
     <w:p>
@@ -1033,7 +1033,7 @@
           <w:b/>
           <w:sz w:val="21"/>
         </w:rPr>
-        <w:t>表2：四家企业问询问题的逐轮收敛</w:t>
+        <w:t>表2  四家企业问询问题的逐轮收敛</w:t>
       </w:r>
     </w:p>
     <w:tbl>
@@ -1690,7 +1690,7 @@
           <w:sz w:val="11"/>
           <w:szCs w:val="11"/>
         </w:rPr>
-        <w:t>资料来源：各公司审核问询函回复、招股说明书，国泰海通投资银行部整理</w:t>
+        <w:t>资料来源：各公司审核问询函回复、招股说明书，本报告整理</w:t>
       </w:r>
     </w:p>
     <w:p>
@@ -1755,7 +1755,7 @@
           <w:b/>
           <w:sz w:val="21"/>
         </w:rPr>
-        <w:t>表3：托伦斯分产品毛利率与收入占比（问询回复披露）</w:t>
+        <w:t>表3  托伦斯分产品毛利率与收入占比（问询回复披露）</w:t>
       </w:r>
     </w:p>
     <w:tbl>
@@ -3380,7 +3380,7 @@
           <w:sz w:val="11"/>
           <w:szCs w:val="11"/>
         </w:rPr>
-        <w:t>资料来源：托伦斯关于第二轮审核问询函的回复意见，国泰海通投资银行部整理</w:t>
+        <w:t>资料来源：托伦斯关于第二轮审核问询函的回复意见，本报告整理</w:t>
       </w:r>
     </w:p>
     <w:p>
